--- a/module-10/Kohler - M10.2 Assignment.docx
+++ b/module-10/Kohler - M10.2 Assignment.docx
@@ -45,6 +45,9 @@
     </w:p>
     <w:p>
       <w:r>
+        <w:rPr>
+          <w:noProof/>
+        </w:rPr>
         <w:drawing>
           <wp:inline distT="0" distB="0" distL="0" distR="0" wp14:anchorId="3458F4CF" wp14:editId="0E412C8E">
             <wp:extent cx="5943600" cy="1586230"/>
